--- a/Class_Info/19-04-26/Summary.docx
+++ b/Class_Info/19-04-26/Summary.docx
@@ -336,96 +336,102 @@
       </w:r>
       <w:r>
         <w:rPr>
-          <w:rStyle w:val="14"/>
-        </w:rPr>
-        <w:t>https://codeforces.com/contest/2044/problem/D</w:t>
-      </w:r>
-      <w:r>
-        <w:rPr>
-          <w:rStyle w:val="14"/>
-        </w:rPr>
-        <w:fldChar w:fldCharType="end"/>
-      </w:r>
-      <w:r>
-        <w:t xml:space="preserve"> (implement)</w:t>
-      </w:r>
-    </w:p>
-    <w:p>
-      <w:r>
-        <w:fldChar w:fldCharType="begin"/>
-      </w:r>
-      <w:r>
-        <w:instrText xml:space="preserve"> HYPERLINK "https://codeforces.com/problemset/problem/2185/C" </w:instrText>
-      </w:r>
-      <w:r>
-        <w:fldChar w:fldCharType="separate"/>
-      </w:r>
-      <w:r>
-        <w:rPr>
           <w:rStyle w:val="13"/>
         </w:rPr>
-        <w:t>https://codeforces.com/problemset/problem/2185/C</w:t>
-      </w:r>
-      <w:r>
-        <w:rPr>
-          <w:rStyle w:val="14"/>
-        </w:rPr>
-        <w:fldChar w:fldCharType="end"/>
-      </w:r>
-    </w:p>
-    <w:p>
-      <w:r>
-        <w:fldChar w:fldCharType="begin"/>
-      </w:r>
-      <w:r>
-        <w:instrText xml:space="preserve"> HYPERLINK "https://codeforces.com/problemset/problem/1987/B" </w:instrText>
-      </w:r>
-      <w:r>
-        <w:fldChar w:fldCharType="separate"/>
-      </w:r>
-      <w:r>
-        <w:rPr>
-          <w:rStyle w:val="14"/>
-        </w:rPr>
-        <w:t>https://codeforces.com/problemset/problem/1987/B</w:t>
-      </w:r>
-      <w:r>
-        <w:rPr>
-          <w:rStyle w:val="14"/>
-        </w:rPr>
-        <w:fldChar w:fldCharType="end"/>
-      </w:r>
-    </w:p>
-    <w:p>
-      <w:r>
-        <w:fldChar w:fldCharType="begin"/>
-      </w:r>
-      <w:r>
-        <w:instrText xml:space="preserve"> HYPERLINK "https://codeforces.com/problemset/problem/1802/B" </w:instrText>
-      </w:r>
-      <w:r>
-        <w:fldChar w:fldCharType="separate"/>
-      </w:r>
-      <w:r>
-        <w:rPr>
-          <w:rStyle w:val="14"/>
-        </w:rPr>
-        <w:t>https://codeforces.com/problemset/problem/1802/B</w:t>
-      </w:r>
-      <w:r>
-        <w:rPr>
-          <w:rStyle w:val="14"/>
-        </w:rPr>
-        <w:fldChar w:fldCharType="end"/>
+        <w:t>https://codeforces.com/contest/2044/proble</w:t>
       </w:r>
       <w:bookmarkStart w:id="0" w:name="_GoBack"/>
       <w:bookmarkEnd w:id="0"/>
+      <w:r>
+        <w:rPr>
+          <w:rStyle w:val="13"/>
+        </w:rPr>
+        <w:t>m/D</w:t>
+      </w:r>
+      <w:r>
+        <w:rPr>
+          <w:rStyle w:val="14"/>
+        </w:rPr>
+        <w:fldChar w:fldCharType="end"/>
+      </w:r>
+      <w:r>
+        <w:t xml:space="preserve"> (implement)</w:t>
+      </w:r>
     </w:p>
     <w:p>
       <w:r>
         <w:fldChar w:fldCharType="begin"/>
       </w:r>
       <w:r>
+        <w:instrText xml:space="preserve"> HYPERLINK "https://codeforces.com/problemset/problem/2185/C" </w:instrText>
+      </w:r>
+      <w:r>
+        <w:fldChar w:fldCharType="separate"/>
+      </w:r>
+      <w:r>
+        <w:rPr>
+          <w:rStyle w:val="13"/>
+        </w:rPr>
+        <w:t>https://codeforces.com/problemset/problem/2185/C</w:t>
+      </w:r>
+      <w:r>
+        <w:rPr>
+          <w:rStyle w:val="14"/>
+        </w:rPr>
+        <w:fldChar w:fldCharType="end"/>
+      </w:r>
+    </w:p>
+    <w:p>
+      <w:r>
+        <w:fldChar w:fldCharType="begin"/>
+      </w:r>
+      <w:r>
+        <w:instrText xml:space="preserve"> HYPERLINK "https://codeforces.com/problemset/problem/1987/B" </w:instrText>
+      </w:r>
+      <w:r>
+        <w:fldChar w:fldCharType="separate"/>
+      </w:r>
+      <w:r>
+        <w:rPr>
+          <w:rStyle w:val="13"/>
+        </w:rPr>
+        <w:t>https://codeforces.com/problemset/problem/1987/B</w:t>
+      </w:r>
+      <w:r>
+        <w:rPr>
+          <w:rStyle w:val="14"/>
+        </w:rPr>
+        <w:fldChar w:fldCharType="end"/>
+      </w:r>
+    </w:p>
+    <w:p>
+      <w:r>
+        <w:fldChar w:fldCharType="begin"/>
+      </w:r>
+      <w:r>
+        <w:instrText xml:space="preserve"> HYPERLINK "https://codeforces.com/problemset/problem/1802/B" </w:instrText>
+      </w:r>
+      <w:r>
+        <w:fldChar w:fldCharType="separate"/>
+      </w:r>
+      <w:r>
+        <w:rPr>
+          <w:rStyle w:val="13"/>
+        </w:rPr>
+        <w:t>https://codeforces.com/problemset/problem/1802/B</w:t>
+      </w:r>
+      <w:r>
+        <w:rPr>
+          <w:rStyle w:val="14"/>
+        </w:rPr>
+        <w:fldChar w:fldCharType="end"/>
+      </w:r>
+    </w:p>
+    <w:p>
+      <w:r>
+        <w:fldChar w:fldCharType="begin"/>
+      </w:r>
+      <w:r>
         <w:instrText xml:space="preserve"> HYPERLINK "https://codeforces.com/problemset/problem/2209/C" </w:instrText>
       </w:r>
       <w:r>
@@ -433,7 +439,7 @@
       </w:r>
       <w:r>
         <w:rPr>
-          <w:rStyle w:val="14"/>
+          <w:rStyle w:val="13"/>
         </w:rPr>
         <w:t>https://codeforces.com/problemset/problem/2209/C</w:t>
       </w:r>
@@ -456,7 +462,7 @@
       </w:r>
       <w:r>
         <w:rPr>
-          <w:rStyle w:val="14"/>
+          <w:rStyle w:val="13"/>
         </w:rPr>
         <w:t>https://codeforces.com/problemset/problem/2093/E</w:t>
       </w:r>
